--- a/Profes/mision3/documnetosbase/formato para proyecto telento tech Rnergias.docx
+++ b/Profes/mision3/documnetosbase/formato para proyecto telento tech Rnergias.docx
@@ -2238,21 +2238,12 @@
               </w:rPr>
               <w:t xml:space="preserve"> </w:t>
             </w:r>
-            <w:proofErr w:type="spellStart"/>
             <w:r>
               <w:rPr>
                 <w:b/>
                 <w:sz w:val="20"/>
               </w:rPr>
-              <w:t>Chain</w:t>
-            </w:r>
-            <w:proofErr w:type="spellEnd"/>
-            <w:r>
-              <w:rPr>
-                <w:b/>
-                <w:sz w:val="20"/>
-              </w:rPr>
-              <w:t>,</w:t>
+              <w:t>Chain,</w:t>
             </w:r>
             <w:r>
               <w:rPr>
@@ -4153,7 +4144,7 @@
       </w:pPr>
       <w:r>
         <w:rPr>
-          <w:rStyle w:val="Textoennegrita"/>
+          <w:rStyle w:val="Fuerte"/>
         </w:rPr>
         <w:lastRenderedPageBreak/>
         <w:t>Riesgos de disponibilidad y calidad de los datos:</w:t>
@@ -6971,6 +6962,55 @@
         <w:t>:</w:t>
       </w:r>
       <w:proofErr w:type="gramEnd"/>
+      <w:r>
+        <w:rPr>
+          <w:rFonts w:ascii="Arial MT" w:hAnsi="Arial MT"/>
+          <w:sz w:val="24"/>
+          <w:szCs w:val="24"/>
+        </w:rPr>
+        <w:t xml:space="preserve"> </w:t>
+      </w:r>
+    </w:p>
+    <w:p>
+      <w:pPr>
+        <w:spacing w:before="66"/>
+        <w:rPr>
+          <w:rFonts w:ascii="Arial MT" w:hAnsi="Arial MT"/>
+          <w:sz w:val="24"/>
+          <w:szCs w:val="24"/>
+        </w:rPr>
+      </w:pPr>
+      <w:hyperlink r:id="rId8" w:history="1">
+        <w:r>
+          <w:rPr>
+            <w:rStyle w:val="Hipervnculo"/>
+            <w:rFonts w:ascii="Arial MT" w:hAnsi="Arial MT"/>
+            <w:sz w:val="24"/>
+            <w:szCs w:val="24"/>
+          </w:rPr>
+          <w:t>https://github.com/fernandogallegoh75/BootCampProfesG706.git</w:t>
+        </w:r>
+      </w:hyperlink>
+    </w:p>
+    <w:p>
+      <w:pPr>
+        <w:spacing w:before="66"/>
+        <w:rPr>
+          <w:rFonts w:ascii="Arial MT" w:hAnsi="Arial MT"/>
+          <w:sz w:val="24"/>
+          <w:szCs w:val="24"/>
+        </w:rPr>
+      </w:pPr>
+    </w:p>
+    <w:p>
+      <w:pPr>
+        <w:spacing w:before="66"/>
+        <w:rPr>
+          <w:rFonts w:ascii="Arial MT" w:hAnsi="Arial MT"/>
+          <w:sz w:val="24"/>
+          <w:szCs w:val="24"/>
+        </w:rPr>
+      </w:pPr>
     </w:p>
     <w:p>
       <w:pPr>
@@ -8986,7 +9026,7 @@
       <w:shd w:val="clear" w:color="auto" w:fill="E1DFDD"/>
     </w:rPr>
   </w:style>
-  <w:style w:type="character" w:styleId="Textoennegrita">
+  <w:style w:type="character" w:styleId="Fuerte">
     <w:name w:val="Strong"/>
     <w:basedOn w:val="Fuentedeprrafopredeter"/>
     <w:uiPriority w:val="22"/>
